--- a/Lumbee_RIVR_Tech_IRU_Package/05_Authorizations/01_Draft_Lumbee_Tribal_Council_Resolution.docx
+++ b/Lumbee_RIVR_Tech_IRU_Package/05_Authorizations/01_Draft_Lumbee_Tribal_Council_Resolution.docx
@@ -291,7 +291,7 @@
           <w:i/>
           <w:color w:val="595959"/>
         </w:rPr>
-        <w:t>THRESHOLD ELIGIBILITY MATTER — surfaced before adoption. The Lumbee Tribe of North Carolina holds a distinct federal status under the Lumbee Act of 1956, Pub. L. 84-570, 70 Stat. 254 (federal-recognition status affecting TBCP eligibility). Whether the Tribe qualifies as an eligible "Tribal Government" (or must apply through a designated/affiliated eligible entity, or seek NTIA confirmation of eligibility) for the TBCP Round 3 Award is a gating question that must be confirmed before or concurrently with the actions authorized below. This Resolution is adopted subject to that confirmation.</w:t>
+        <w:t>THRESHOLD ELIGIBILITY MATTER — surfaced before adoption. The Lumbee Tribe of North Carolina holds a distinct federal status under the Lumbee Act of 1956, Pub. L. 84-570, 70 Stat. 254 (federal-recognition status affecting TBCP eligibility). Whether the Lumbee Tribe qualifies as an eligible "Tribal Government" (or must apply through a designated/affiliated eligible entity, or seek NTIA confirmation of eligibility) for the TBCP Round 3 Award is a gating question that must be confirmed before or concurrently with the actions authorized below. This Resolution is adopted subject to that confirmation.</w:t>
       </w:r>
     </w:p>
     <w:p>
@@ -310,7 +310,7 @@
           <w:i/>
           <w:color w:val="595959"/>
         </w:rPr>
-        <w:t>Tribal counsel must confirm Council quorum, adoption procedure, and the Tribe's constitutional/governing-document authority to take each action below, and must separately review any waiver of sovereign immunity (see RESOLVED clause (g), which reserves — and does NOT grant — any such waiver).</w:t>
+        <w:t>Tribal counsel must confirm Council quorum, adoption procedure, and the Lumbee Tribe's constitutional/governing-document authority to take each action below, and must separately review any waiver of sovereign immunity (see RESOLVED clause (g), which reserves — and does NOT grant — any such waiver).</w:t>
       </w:r>
     </w:p>
     <w:p/>
@@ -339,7 +339,7 @@
           <w:b w:val="0"/>
           <w:i w:val="0"/>
         </w:rPr>
-        <w:t>the Lumbee Tribe of North Carolina (the "Tribe") is committed to closing the digital divide and expanding access to affordable, high-speed broadband service (100/20 Mbps or better) for Tribal members and households throughout southeastern North Carolina; and</w:t>
+        <w:t>the Lumbee Tribe of North Carolina (the "Lumbee Tribe") is committed to closing the digital divide and expanding access to affordable, high-speed broadband service (100/20 Mbps or better) for Tribal members and households throughout southeastern North Carolina; and</w:t>
       </w:r>
     </w:p>
     <w:p>
@@ -375,7 +375,7 @@
           <w:b w:val="0"/>
           <w:i w:val="0"/>
         </w:rPr>
-        <w:t>the Tribe intends to pursue and, if awarded, accept a TBCP Round 3 grant award (the "Award") and to serve as the RECIPIENT of the Award and the OWNER of the broadband infrastructure funded in whole or in part by the Award (the "Grant-Funded Infrastructure" or "Tribal Assets"); and</w:t>
+        <w:t>the Lumbee Tribe intends to pursue and, if awarded, accept a TBCP Round 3 grant award (the "Award") and to serve as the RECIPIENT of the Award and the OWNER of the broadband infrastructure funded in whole or in part by the Award (the "Grant-Funded Infrastructure" or "Tribal Assets"); and</w:t>
       </w:r>
     </w:p>
     <w:p>
@@ -393,7 +393,7 @@
           <w:b w:val="0"/>
           <w:i w:val="0"/>
         </w:rPr>
-        <w:t>the Grant-Funded Infrastructure will be subject to a continuing Federal Interest and to the federal requirements of 2 CFR Part 200 (Uniform Administrative Requirements, Cost Principles, and Audit Requirements for Federal Awards), including property-management, procurement, program-income, and disposition requirements, which the Tribe as Recipient is responsible for satisfying; and</w:t>
+        <w:t>the Grant-Funded Infrastructure will be subject to a continuing Federal Interest and to the federal requirements of 2 CFR Part 200 (Uniform Administrative Requirements, Cost Principles, and Audit Requirements for Federal Awards), including property-management, procurement, program-income, and disposition requirements, which the Lumbee Tribe as Recipient is responsible for satisfying; and</w:t>
       </w:r>
     </w:p>
     <w:p>
@@ -411,7 +411,7 @@
           <w:b w:val="0"/>
           <w:i w:val="0"/>
         </w:rPr>
-        <w:t>the Tribe has identified LREMC Technologies, LLC d/b/a RIVR Tech ("RIVR Tech") as a qualified developer and operator to design, construct, operate, and maintain a hybrid broadband Network combining the Tribal Assets with RIVR Tech's existing middle-mile and core facilities (the "RIVR Tech Existing Network"); and</w:t>
+        <w:t>the Lumbee Tribe has identified LREMC Technologies, LLC d/b/a RIVR Tech ("RIVR Tech") as a qualified developer and operator to design, construct, operate, and maintain a hybrid broadband Network combining the Tribal Assets with RIVR Tech's existing middle-mile and core facilities (the "RIVR Tech Existing Network"); and</w:t>
       </w:r>
     </w:p>
     <w:p>
@@ -429,7 +429,7 @@
           <w:b w:val="0"/>
           <w:i w:val="0"/>
         </w:rPr>
-        <w:t xml:space="preserve">the proposed commercial structure contemplates that the Tribe will retain ownership of the Tribal Assets and grant RIVR Tech an indefeasible right of use ("IRU") for a term of </w:t>
+        <w:t xml:space="preserve">the proposed commercial structure contemplates that the Lumbee Tribe will retain ownership of the Tribal Assets and grant RIVR Tech an indefeasible right of use ("IRU") for a term of </w:t>
       </w:r>
       <w:r>
         <w:rPr>
@@ -515,7 +515,7 @@
           <w:b w:val="0"/>
           <w:i w:val="0"/>
         </w:rPr>
-        <w:t>the Council finds that authorizing the actions below, subject to the eligibility confirmation and counsel reviews noted herein, is in the best interest of the Tribe and its members;</w:t>
+        <w:t>the Council finds that authorizing the actions below, subject to the eligibility confirmation and counsel reviews noted herein, is in the best interest of the Lumbee Tribe and its members;</w:t>
       </w:r>
     </w:p>
     <w:p/>
@@ -552,7 +552,7 @@
           <w:b w:val="0"/>
           <w:i w:val="0"/>
         </w:rPr>
-        <w:t xml:space="preserve">Grant Application / Award Acceptance. The Tribe is authorized to prepare, submit, and pursue an application for, and to accept if awarded, a TBCP Round 3 Award, and to execute the NTIA award documents, Standard Terms and Conditions, and Specific Award Conditions, provided that the eligibility matter flagged above is confirmed. </w:t>
+        <w:t xml:space="preserve">Grant Application / Award Acceptance. The Lumbee Tribe is authorized to prepare, submit, and pursue an application for, and to accept if awarded, a TBCP Round 3 Award, and to execute the NTIA award documents, Standard Terms and Conditions, and Specific Award Conditions, provided that the eligibility matter flagged above is confirmed. </w:t>
       </w:r>
       <w:r>
         <w:rPr>
@@ -578,7 +578,7 @@
           <w:b w:val="0"/>
           <w:i w:val="0"/>
         </w:rPr>
-        <w:t xml:space="preserve">Tribal Ownership; Federal Interest. The Tribe is authorized to take title to and own the Tribal Assets as Recipient, and to accept and undertake the continuing Federal Interest and the obligations of 2 CFR Part 200 (Uniform Administrative Requirements, Cost Principles, and Audit Requirements for Federal Awards), including 2 CFR 200.316 (Property trust relationship) and the property-use, encumbrance, and disposition restrictions of 2 CFR 200.311 (Real property — use, encumbrance, and disposition). </w:t>
+        <w:t xml:space="preserve">Tribal Ownership; Federal Interest. The Lumbee Tribe is authorized to take title to and own the Tribal Assets as Recipient, and to accept and undertake the continuing Federal Interest and the obligations of 2 CFR Part 200 (Uniform Administrative Requirements, Cost Principles, and Audit Requirements for Federal Awards), including 2 CFR 200.316 (Property trust relationship) and the property-use, encumbrance, and disposition restrictions of 2 CFR 200.311 (Real property — use, encumbrance, and disposition). </w:t>
       </w:r>
       <w:r>
         <w:rPr>
@@ -604,7 +604,7 @@
           <w:b w:val="0"/>
           <w:i w:val="0"/>
         </w:rPr>
-        <w:t>Master Development, Construction and Operating Agreement. The Tribe is authorized to negotiate, execute, and deliver the Master Development, Construction and Operating Agreement with RIVR Tech, substantially in the form reviewed by counsel, with such changes as the Authorized Representatives (below) approve on advice of counsel.</w:t>
+        <w:t>Master Development, Construction and Operating Agreement. The Lumbee Tribe is authorized to negotiate, execute, and deliver the Master Development, Construction and Operating Agreement with RIVR Tech, substantially in the form reviewed by counsel, with such changes as the Authorized Representatives (below) approve on advice of counsel.</w:t>
       </w:r>
     </w:p>
     <w:p>
@@ -622,7 +622,7 @@
           <w:b w:val="0"/>
           <w:i w:val="0"/>
         </w:rPr>
-        <w:t>IRU Agreement. The Tribe is authorized to negotiate, execute, and deliver the Indefeasible Right of Use (IRU) Agreement granting RIVR Tech an IRU in the Tribal Assets for the negotiated term (</w:t>
+        <w:t>IRU Agreement. The Lumbee Tribe is authorized to negotiate, execute, and deliver the Indefeasible Right of Use (IRU) Agreement granting RIVR Tech an IRU in the Tribal Assets for the negotiated term (</w:t>
       </w:r>
       <w:r>
         <w:rPr>
@@ -656,7 +656,7 @@
           <w:b w:val="0"/>
           <w:i w:val="0"/>
         </w:rPr>
-        <w:t>Ancillary Agreements and Exhibits. The Tribe is authorized to execute and deliver the ancillary agreements, schedules, and exhibits comprising the Transaction Documents, including the operations &amp; maintenance / SLA schedule, the financial schedule, the grant-compliance agreement, the privacy/data agreement, the transition agreement, and related exhibits.</w:t>
+        <w:t>Ancillary Agreements and Exhibits. The Lumbee Tribe is authorized to execute and deliver the ancillary agreements, schedules, and exhibits comprising the Transaction Documents, including the operations &amp; maintenance / SLA schedule, the financial schedule, the grant-compliance agreement, the privacy/data agreement, the transition agreement, and related exhibits.</w:t>
       </w:r>
     </w:p>
     <w:p>
@@ -740,7 +740,7 @@
           <w:b w:val="0"/>
           <w:i w:val="0"/>
         </w:rPr>
-        <w:t xml:space="preserve">Limited Approvals Reserved to Separate, Specific Action (Sovereign Immunity NOT Waived Herein). Any limited waiver of the Tribe's sovereign immunity, any consent to a particular forum, governing law, or dispute-resolution mechanism, and any grant of remedies affecting Tribal assets are EXPRESSLY RESERVED and are NOT granted by this Resolution. Such matters, if approved at all, shall be the subject of a separate, specific Council action, narrowly tailored, on the written advice of Tribal counsel. </w:t>
+        <w:t xml:space="preserve">Limited Approvals Reserved to Separate, Specific Action (Sovereign Immunity NOT Waived Herein). Any limited waiver of the Lumbee Tribe's sovereign immunity, any consent to a particular forum, governing law, or dispute-resolution mechanism, and any grant of remedies affecting Tribal assets are EXPRESSLY RESERVED and are NOT granted by this Resolution. Such matters, if approved at all, shall be the subject of a separate, specific Council action, narrowly tailored, on the written advice of Tribal counsel. </w:t>
       </w:r>
       <w:r>
         <w:rPr>
@@ -766,7 +766,7 @@
           <w:b w:val="0"/>
           <w:i w:val="0"/>
         </w:rPr>
-        <w:t xml:space="preserve">Grant-Compliance Responsibilities. The Authorized Representatives are directed to establish and maintain the systems necessary for the Tribe to meet its Recipient obligations, including procurement standards (2 CFR 200.317–200.327 (Procurement standards)), program-income handling (2 CFR 200.307 (Program income)), subrecipient-vs-contractor determinations (2 CFR 200.331 (Subrecipient and contractor determinations)), record retention (2 CFR 200.334–200.337 (Record retention and access; three-year retention)), single-audit (2 CFR Part 200, Subpart F (Audit Requirements; single-audit threshold $1,000,000)), and environmental/historic review (National Environmental Policy Act (NEPA), 42 U.S.C. § 4321 et seq., and DOC/NTIA implementing procedures; National Historic Preservation Act § 106, 54 U.S.C. § 306108 (36 CFR Part 800)). </w:t>
+        <w:t xml:space="preserve">Grant-Compliance Responsibilities. The Authorized Representatives are directed to establish and maintain the systems necessary for the Lumbee Tribe to meet its Recipient obligations, including procurement standards (2 CFR 200.317–200.327 (Procurement standards)), program-income handling (2 CFR 200.307 (Program income)), subrecipient-vs-contractor determinations (2 CFR 200.331 (Subrecipient and contractor determinations)), record retention (2 CFR 200.334–200.337 (Record retention and access; three-year retention)), single-audit (2 CFR Part 200, Subpart F (Audit Requirements; single-audit threshold $1,000,000)), and environmental/historic review (National Environmental Policy Act (NEPA), 42 U.S.C. § 4321 et seq., and DOC/NTIA implementing procedures; National Historic Preservation Act § 106, 54 U.S.C. § 306108 (36 CFR Part 800)). </w:t>
       </w:r>
       <w:r>
         <w:rPr>
@@ -793,7 +793,7 @@
           <w:b w:val="0"/>
           <w:i w:val="0"/>
         </w:rPr>
-        <w:t>that this Resolution shall take effect immediately upon its adoption, and that all prior actions of the Tribe's officers and representatives consistent herewith are ratified and confirmed.</w:t>
+        <w:t>that this Resolution shall take effect immediately upon its adoption, and that all prior actions of the Lumbee Tribe's officers and representatives consistent herewith are ratified and confirmed.</w:t>
       </w:r>
     </w:p>
     <w:p/>
